--- a/courts/fourth-circuit/north-carolina/state/superior-court/answering-brief/usage/OUTPUT-answering-brief.docx
+++ b/courts/fourth-circuit/north-carolina/state/superior-court/answering-brief/usage/OUTPUT-answering-brief.docx
@@ -1757,19 +1757,93 @@
         <w:pStyle w:val="BodyText"/>
       </w:pPr>
       <w:r>
-        <w:t xml:space="preserve">State law incorporates these requirements and applies them to all federal, state, and local elections in North Carolina. N.C. Gen. Stat. §§ 163</w:t>
+        <w:t xml:space="preserve">State law incorporates these requirements and applies them to all federal, state, and local elections in North Carolina. N.C. Gen. Stat. §§ 163-⁠82.11(c), 163</w:t>
       </w:r>
       <w:r>
         <w:noBreakHyphen/>
       </w:r>
       <w:r>
-        <w:t xml:space="preserve">82.11(c), 163</w:t>
+        <w:t xml:space="preserve">166.12(a), (b), (d).</w:t>
+      </w:r>
+    </w:p>
+    <w:p>
+      <w:pPr>
+        <w:pStyle w:val="BodyText"/>
+      </w:pPr>
+      <w:r>
+        <w:t xml:space="preserve">For twenty years, from the enactment of HAVA, to 2024, North Carolina’s official registration form requested each voter’s driver’s license number or social security number but did not make clear the voter was required to provide one of these numbers if available. Some voters provided one or both numbers. For those who did not provide a number (or whose number could not be matched to a state or federal database), those voters were provided a unique identifier and required to produce a HAVA ID document when they first voted. App. 5356.</w:t>
+      </w:r>
+    </w:p>
+    <w:p>
+      <w:pPr>
+        <w:pStyle w:val="BodyText"/>
+      </w:pPr>
+      <w:r>
+        <w:t xml:space="preserve">The issue with the North Carolina form went unchallenged until an individual voter, Carol Snow, filed an administrative complaint about the form in October 2023. The Board resolved Snow’s complaint by implementing</w:t>
+      </w:r>
+      <w:r>
+        <w:t xml:space="preserve"> </w:t>
+      </w:r>
+      <w:r>
+        <w:t xml:space="preserve">“recommended changes to the voter registration application form.”</w:t>
+      </w:r>
+      <w:r>
+        <w:t xml:space="preserve"> </w:t>
+      </w:r>
+      <w:r>
+        <w:t xml:space="preserve">Minutes of Meeting at 4 (State Bd. Elecs. Nov. 28, 2023), archived at https://​perma.​cc/​CCW2-​YX7R. The Board</w:t>
+      </w:r>
+      <w:r>
+        <w:t xml:space="preserve"> </w:t>
+      </w:r>
+      <w:r>
+        <w:t xml:space="preserve">“did not approve the requested remedy to contact all existing registered voters whose electronic records do not show a driver’s license number or last four digits of a Social Security number.”</w:t>
+      </w:r>
+      <w:r>
+        <w:t xml:space="preserve"> </w:t>
+      </w:r>
+      <w:r>
+        <w:t xml:space="preserve">App. 4828. The Board explained that</w:t>
+      </w:r>
+      <w:r>
+        <w:t xml:space="preserve"> </w:t>
+      </w:r>
+      <w:r>
+        <w:t xml:space="preserve">“the law’s purpose of identifying the registrant upon initial registration is already accomplished because,”</w:t>
+      </w:r>
+      <w:r>
+        <w:t xml:space="preserve"> </w:t>
+      </w:r>
+      <w:r>
+        <w:t xml:space="preserve">under HAVA,</w:t>
+      </w:r>
+      <w:r>
+        <w:t xml:space="preserve"> </w:t>
+      </w:r>
+      <w:r>
+        <w:t xml:space="preserve">“any voter who did not provide a driver’s license number or the last four digits of a Social Security number would have had to provide additional documentation to prove their identity before being allowed to vote.”</w:t>
+      </w:r>
+      <w:r>
+        <w:t xml:space="preserve"> </w:t>
+      </w:r>
+      <w:r>
+        <w:rPr>
+          <w:i/>
+          <w:iCs/>
+        </w:rPr>
+        <w:t xml:space="preserve">Id.</w:t>
+      </w:r>
+      <w:r>
+        <w:t xml:space="preserve"> </w:t>
+      </w:r>
+      <w:r>
+        <w:t xml:space="preserve">at 4828</w:t>
       </w:r>
       <w:r>
         <w:noBreakHyphen/>
       </w:r>
       <w:r>
-        <w:t xml:space="preserve">166.12(a), (b), (d).</w:t>
+        <w:t xml:space="preserve">4829.</w:t>
       </w:r>
     </w:p>
     <w:p>
@@ -1777,7 +1851,63 @@
         <w:pStyle w:val="BodyText"/>
       </w:pPr>
       <w:r>
-        <w:t xml:space="preserve">For twenty years, from the enactment of HAVA, to 2024, North Carolina’s official registration form requested each voter’s driver’s license number or social security number but did not make clear the voter was required to provide one of these numbers if available. Some voters provided one or both numbers. For those who did not provide a number (or whose number could not be matched to a state or federal database), those voters were provided a unique identifier and required to produce a HAVA ID document when they first voted. App. 5356.</w:t>
+        <w:t xml:space="preserve">After a decision on the Snow complaint in late 2023, no one—including Judge Griffin—complained about the Board’s resolution to the problem until August 2024. Less than 90 days before the general election, the Republican Party sued on the same grounds, alleging</w:t>
+      </w:r>
+      <w:r>
+        <w:t xml:space="preserve"> </w:t>
+      </w:r>
+      <w:r>
+        <w:t xml:space="preserve">“that 225,000 people, including</w:t>
+      </w:r>
+      <w:r>
+        <w:t xml:space="preserve"> </w:t>
+      </w:r>
+      <w:r>
+        <w:t xml:space="preserve">‘possible non-citizens’</w:t>
+      </w:r>
+      <w:r>
+        <w:t xml:space="preserve"> </w:t>
+      </w:r>
+      <w:r>
+        <w:t xml:space="preserve">and other ineligible voters, registered to vote using the previous form.”</w:t>
+      </w:r>
+      <w:r>
+        <w:t xml:space="preserve"> </w:t>
+      </w:r>
+      <w:r>
+        <w:rPr>
+          <w:i/>
+          <w:iCs/>
+        </w:rPr>
+        <w:t xml:space="preserve">Republican Nat’l Comm. v. N.C. State Bd. of Elections</w:t>
+      </w:r>
+      <w:r>
+        <w:t xml:space="preserve">, 120 F.4th 390, 399 (4th Cir. 2024). Despite the short window before the election, the plaintiffs made no attempt to seek a temporary restraining order or preliminary injunction. The November 2024 election thus proceeded with those 225,000 people on the voter rolls. These votes counted in every state and local race in 2024, just as they had for years or decades before. The RNC’s lawsuit was removed to federal court, and Judge Myers ruled in November 2024 that</w:t>
+      </w:r>
+      <w:r>
+        <w:t xml:space="preserve"> </w:t>
+      </w:r>
+      <w:r>
+        <w:t xml:space="preserve">“the outcome of this suit will have no bearing on the most recent election.”</w:t>
+      </w:r>
+      <w:r>
+        <w:t xml:space="preserve"> </w:t>
+      </w:r>
+      <w:r>
+        <w:rPr>
+          <w:i/>
+          <w:iCs/>
+        </w:rPr>
+        <w:t xml:space="preserve">Republican Nat’l Comm. v. N.C. State Bd. of Elections</w:t>
+      </w:r>
+      <w:r>
+        <w:t xml:space="preserve">, No. 5:24-cv</w:t>
+      </w:r>
+      <w:r>
+        <w:noBreakHyphen/>
+      </w:r>
+      <w:r>
+        <w:t xml:space="preserve">00547-M, ECF No. 73, at 4 (E.D.N.C. Nov. 22, 2024).</w:t>
       </w:r>
     </w:p>
     <w:p>
@@ -1785,169 +1915,123 @@
         <w:pStyle w:val="BodyText"/>
       </w:pPr>
       <w:r>
-        <w:t xml:space="preserve">The issue with the North Carolina form went unchallenged until an individual voter, Carol Snow, filed an administrative complaint about the form in October 2023. The Board resolved Snow’s complaint by implementing</w:t>
-      </w:r>
-      <w:r>
-        <w:t xml:space="preserve"> </w:t>
-      </w:r>
-      <w:r>
-        <w:t xml:space="preserve">“recommended changes to the voter registration application form.”</w:t>
-      </w:r>
-      <w:r>
-        <w:t xml:space="preserve"> </w:t>
-      </w:r>
-      <w:r>
-        <w:t xml:space="preserve">Minutes of Meeting at 4 (State Bd. Elecs. Nov. 28, 2023), archived at https://perma.cc/​CCW2-YX7R. The Board</w:t>
-      </w:r>
-      <w:r>
-        <w:t xml:space="preserve"> </w:t>
-      </w:r>
-      <w:r>
-        <w:t xml:space="preserve">“did not approve the requested remedy to contact all existing registered voters whose electronic records do not show a driver’s license number or last four digits of a Social Security number.”</w:t>
-      </w:r>
-      <w:r>
-        <w:t xml:space="preserve"> </w:t>
-      </w:r>
-      <w:r>
-        <w:t xml:space="preserve">App. 4828. The Board explained that</w:t>
-      </w:r>
-      <w:r>
-        <w:t xml:space="preserve"> </w:t>
-      </w:r>
-      <w:r>
-        <w:t xml:space="preserve">“the law’s purpose of identifying the registrant upon initial registration is already accomplished because,”</w:t>
-      </w:r>
-      <w:r>
-        <w:t xml:space="preserve"> </w:t>
-      </w:r>
-      <w:r>
-        <w:t xml:space="preserve">under HAVA,</w:t>
-      </w:r>
-      <w:r>
-        <w:t xml:space="preserve"> </w:t>
-      </w:r>
-      <w:r>
-        <w:t xml:space="preserve">“any voter who did not provide a driver’s license number or the last four digits of a Social Security number would have had to provide additional documentation to prove their identity before being allowed to vote.”</w:t>
-      </w:r>
-      <w:r>
-        <w:t xml:space="preserve"> </w:t>
-      </w:r>
-      <w:r>
-        <w:rPr>
-          <w:i/>
-          <w:iCs/>
-        </w:rPr>
-        <w:t xml:space="preserve">Id.</w:t>
-      </w:r>
-      <w:r>
-        <w:t xml:space="preserve"> </w:t>
-      </w:r>
-      <w:r>
-        <w:t xml:space="preserve">at 4828</w:t>
+        <w:t xml:space="preserve">But after the results were tallied in the race for Associate Supreme Court Justice, Judge Griffin filed protests raising this same HAVA issue again. He claimed to have identified 60,273 ballots that were cast (a) before Election Day and (b) by voters whose registration records with the State Board</w:t>
+      </w:r>
+      <w:r>
+        <w:t xml:space="preserve"> </w:t>
+      </w:r>
+      <w:r>
+        <w:t xml:space="preserve">“do not contain data in one or more of the following data fields: (1) Driver’s License Number; or (2) Last Four Digits of Social Security Number.”</w:t>
+      </w:r>
+      <w:r>
+        <w:t xml:space="preserve"> </w:t>
+      </w:r>
+      <w:r>
+        <w:t xml:space="preserve">App. 5382. Importantly, Judge Griffin did not challenge similarly situated voters who voted on Election Day but whose registration records lack either number. Instead, he limited his challenges to ballots cast</w:t>
+      </w:r>
+      <w:r>
+        <w:t xml:space="preserve"> </w:t>
+      </w:r>
+      <w:r>
+        <w:t xml:space="preserve">“before election day.”</w:t>
+      </w:r>
+    </w:p>
+    <w:p>
+      <w:pPr>
+        <w:pStyle w:val="BodyText"/>
+      </w:pPr>
+      <w:r>
+        <w:t xml:space="preserve">On December 13, 2024, the State Board served its Decision and Order on the three categories of protests at issue in Judge Griffin’s PJRs. As pertinent here, the Board found that the allegedly incomplete registration protests must be dismissed for five reasons:</w:t>
+      </w:r>
+    </w:p>
+    <w:p>
+      <w:pPr>
+        <w:pStyle w:val="XdList1"/>
+      </w:pPr>
+      <w:r>
+        <w:t xml:space="preserve">1.</w:t>
+      </w:r>
+      <w:r>
+        <w:tab/>
+      </w:r>
+      <w:r>
+        <w:t xml:space="preserve">they</w:t>
+      </w:r>
+      <w:r>
+        <w:t xml:space="preserve"> </w:t>
+      </w:r>
+      <w:r>
+        <w:t xml:space="preserve">“include insufficient allegations and evidence to establish probable cause to believe that their challenged voters failed to provide one of these identification numbers on their voter registration application,”</w:t>
+      </w:r>
+      <w:r>
+        <w:t xml:space="preserve"> </w:t>
+      </w:r>
+      <w:r>
+        <w:t xml:space="preserve">App. 5382;</w:t>
+      </w:r>
+    </w:p>
+    <w:p>
+      <w:pPr>
+        <w:pStyle w:val="XdList1"/>
+      </w:pPr>
+      <w:r>
+        <w:t xml:space="preserve">2.</w:t>
+      </w:r>
+      <w:r>
+        <w:tab/>
+      </w:r>
+      <w:r>
+        <w:t xml:space="preserve">the State</w:t>
+      </w:r>
+      <w:r>
+        <w:t xml:space="preserve"> </w:t>
+      </w:r>
+      <w:r>
+        <w:t xml:space="preserve">“Board and a federal court, examining this very issue prior to and during this election, determined that any previous failure to implement this federal requirement cannot be held against already-registered voters casting ballots in this election,”</w:t>
+      </w:r>
+      <w:r>
+        <w:t xml:space="preserve"> </w:t>
+      </w:r>
+      <w:r>
+        <w:t xml:space="preserve">App. 5385;</w:t>
+      </w:r>
+    </w:p>
+    <w:p>
+      <w:pPr>
+        <w:pStyle w:val="XdList1"/>
+      </w:pPr>
+      <w:r>
+        <w:t xml:space="preserve">3.</w:t>
+      </w:r>
+      <w:r>
+        <w:tab/>
+      </w:r>
+      <w:r>
+        <w:t xml:space="preserve">“North Carolina law forbid[s] this type of election protest”</w:t>
+      </w:r>
+      <w:r>
+        <w:t xml:space="preserve"> </w:t>
+      </w:r>
+      <w:r>
+        <w:t xml:space="preserve">because</w:t>
+      </w:r>
+      <w:r>
+        <w:t xml:space="preserve"> </w:t>
+      </w:r>
+      <w:r>
+        <w:t xml:space="preserve">“an error by election officials in the processing of voter registration cannot be used to discount a voter’s ballot,”</w:t>
+      </w:r>
+      <w:r>
+        <w:t xml:space="preserve"> </w:t>
+      </w:r>
+      <w:r>
+        <w:t xml:space="preserve">App. 5389</w:t>
       </w:r>
       <w:r>
         <w:noBreakHyphen/>
       </w:r>
       <w:r>
-        <w:t xml:space="preserve">4829.</w:t>
-      </w:r>
-    </w:p>
-    <w:p>
-      <w:pPr>
-        <w:pStyle w:val="BodyText"/>
-      </w:pPr>
-      <w:r>
-        <w:t xml:space="preserve">After a decision on the Snow complaint in late 2023, no one—including Judge Griffin—complained about the Board’s resolution to the problem until August 2024. Less than 90 days before the general election, the Republican Party sued on the same grounds, alleging</w:t>
-      </w:r>
-      <w:r>
-        <w:t xml:space="preserve"> </w:t>
-      </w:r>
-      <w:r>
-        <w:t xml:space="preserve">“that 225,000 people, including</w:t>
-      </w:r>
-      <w:r>
-        <w:t xml:space="preserve"> </w:t>
-      </w:r>
-      <w:r>
-        <w:t xml:space="preserve">‘possible non-citizens’</w:t>
-      </w:r>
-      <w:r>
-        <w:t xml:space="preserve"> </w:t>
-      </w:r>
-      <w:r>
-        <w:t xml:space="preserve">and other ineligible voters, registered to vote using the previous form.”</w:t>
-      </w:r>
-      <w:r>
-        <w:t xml:space="preserve"> </w:t>
-      </w:r>
-      <w:r>
-        <w:rPr>
-          <w:i/>
-          <w:iCs/>
-        </w:rPr>
-        <w:t xml:space="preserve">Republican Nat’l Comm. v. N.C. State Bd. of Elections</w:t>
-      </w:r>
-      <w:r>
-        <w:t xml:space="preserve">, 120 F.4th 390, 399 (4th Cir. 2024). Despite the short window before the election, the plaintiffs made no attempt to seek a temporary restraining order or preliminary injunction. The November 2024 election thus proceeded with those 225,000 people on the voter rolls. These votes counted in every state and local race in 2024, just as they had for years or decades before. The RNC’s lawsuit was removed to federal court, and Judge Myers ruled in November 2024 that</w:t>
-      </w:r>
-      <w:r>
-        <w:t xml:space="preserve"> </w:t>
-      </w:r>
-      <w:r>
-        <w:t xml:space="preserve">“the outcome of this suit will have no bearing on the most recent election.”</w:t>
-      </w:r>
-      <w:r>
-        <w:t xml:space="preserve"> </w:t>
-      </w:r>
-      <w:r>
-        <w:rPr>
-          <w:i/>
-          <w:iCs/>
-        </w:rPr>
-        <w:t xml:space="preserve">Republican Nat’l Comm. v. N.C. State Bd. of Elections</w:t>
-      </w:r>
-      <w:r>
-        <w:t xml:space="preserve">, No. 5:24-cv</w:t>
-      </w:r>
-      <w:r>
-        <w:noBreakHyphen/>
-      </w:r>
-      <w:r>
-        <w:t xml:space="preserve">00547-M, ECF No. 73, at 4 (E.D.N.C. Nov. 22, 2024).</w:t>
-      </w:r>
-    </w:p>
-    <w:p>
-      <w:pPr>
-        <w:pStyle w:val="BodyText"/>
-      </w:pPr>
-      <w:r>
-        <w:t xml:space="preserve">But after the results were tallied in the race for Associate Supreme Court Justice, Judge Griffin filed protests raising this same HAVA issue again. He claimed to have identified 60,273 ballots that were cast (a) before Election Day and (b) by voters whose registration records with the State Board</w:t>
-      </w:r>
-      <w:r>
-        <w:t xml:space="preserve"> </w:t>
-      </w:r>
-      <w:r>
-        <w:t xml:space="preserve">“do not contain data in one or more of the following data fields: (1) Driver’s License Number; or (2) Last Four Digits of Social Security Number.”</w:t>
-      </w:r>
-      <w:r>
-        <w:t xml:space="preserve"> </w:t>
-      </w:r>
-      <w:r>
-        <w:t xml:space="preserve">App. 5382. Importantly, Judge Griffin did not challenge similarly situated voters who voted on Election Day but whose registration records lack either number. Instead, he limited his challenges to ballots cast</w:t>
-      </w:r>
-      <w:r>
-        <w:t xml:space="preserve"> </w:t>
-      </w:r>
-      <w:r>
-        <w:t xml:space="preserve">“before election day.”</w:t>
-      </w:r>
-    </w:p>
-    <w:p>
-      <w:pPr>
-        <w:pStyle w:val="BodyText"/>
-      </w:pPr>
-      <w:r>
-        <w:t xml:space="preserve">On December 13, 2024, the State Board served its Decision and Order on the three categories of protests at issue in Judge Griffin’s PJRs. As pertinent here, the Board found that the allegedly incomplete registration protests must be dismissed for five reasons:</w:t>
+        <w:t xml:space="preserve">90;</w:t>
       </w:r>
     </w:p>
     <w:p>
@@ -1955,109 +2039,19 @@
         <w:pStyle w:val="XdList1"/>
       </w:pPr>
       <w:r>
-        <w:t xml:space="preserve">1.</w:t>
+        <w:t xml:space="preserve">4.</w:t>
       </w:r>
       <w:r>
         <w:tab/>
       </w:r>
       <w:r>
-        <w:t xml:space="preserve">they</w:t>
-      </w:r>
-      <w:r>
-        <w:t xml:space="preserve"> </w:t>
-      </w:r>
-      <w:r>
-        <w:t xml:space="preserve">“include insufficient allegations and evidence to establish probable cause to believe that their challenged voters failed to provide one of these identification numbers on their voter registration application,”</w:t>
-      </w:r>
-      <w:r>
-        <w:t xml:space="preserve"> </w:t>
-      </w:r>
-      <w:r>
-        <w:t xml:space="preserve">App. 5382;</w:t>
-      </w:r>
-    </w:p>
-    <w:p>
-      <w:pPr>
-        <w:pStyle w:val="XdList1"/>
-      </w:pPr>
-      <w:r>
-        <w:t xml:space="preserve">2.</w:t>
-      </w:r>
-      <w:r>
-        <w:tab/>
-      </w:r>
-      <w:r>
-        <w:t xml:space="preserve">the State</w:t>
-      </w:r>
-      <w:r>
-        <w:t xml:space="preserve"> </w:t>
-      </w:r>
-      <w:r>
-        <w:t xml:space="preserve">“Board and a federal court, examining this very issue prior to and during this election, determined that any previous failure to implement this federal requirement cannot be held against already-registered voters casting ballots in this election,”</w:t>
-      </w:r>
-      <w:r>
-        <w:t xml:space="preserve"> </w:t>
-      </w:r>
-      <w:r>
-        <w:t xml:space="preserve">App. 5385;</w:t>
-      </w:r>
-    </w:p>
-    <w:p>
-      <w:pPr>
-        <w:pStyle w:val="XdList1"/>
-      </w:pPr>
-      <w:r>
-        <w:t xml:space="preserve">3.</w:t>
-      </w:r>
-      <w:r>
-        <w:tab/>
-      </w:r>
-      <w:r>
-        <w:t xml:space="preserve">“North Carolina law forbid[s] this type of election protest”</w:t>
-      </w:r>
-      <w:r>
-        <w:t xml:space="preserve"> </w:t>
-      </w:r>
-      <w:r>
-        <w:t xml:space="preserve">because</w:t>
-      </w:r>
-      <w:r>
-        <w:t xml:space="preserve"> </w:t>
-      </w:r>
-      <w:r>
-        <w:t xml:space="preserve">“an error by election officials in the processing of voter registration cannot be used to discount a voter’s ballot,”</w:t>
-      </w:r>
-      <w:r>
-        <w:t xml:space="preserve"> </w:t>
-      </w:r>
-      <w:r>
-        <w:t xml:space="preserve">App. 5389</w:t>
-      </w:r>
-      <w:r>
-        <w:noBreakHyphen/>
-      </w:r>
-      <w:r>
-        <w:t xml:space="preserve">90;</w:t>
-      </w:r>
-    </w:p>
-    <w:p>
-      <w:pPr>
-        <w:pStyle w:val="XdList1"/>
-      </w:pPr>
-      <w:r>
-        <w:t xml:space="preserve">4.</w:t>
-      </w:r>
-      <w:r>
-        <w:tab/>
-      </w:r>
-      <w:r>
         <w:t xml:space="preserve">granting</w:t>
       </w:r>
       <w:r>
         <w:t xml:space="preserve"> </w:t>
       </w:r>
       <w:r>
-        <w:t xml:space="preserve">“the relief they request in these protests . . . would violate state and federal voter registration laws,”</w:t>
+        <w:t xml:space="preserve">“the relief they request in these protests . . . would violate state and federal voter registration laws,”</w:t>
       </w:r>
       <w:r>
         <w:t xml:space="preserve"> </w:t>
@@ -2563,13 +2557,7 @@
         <w:t xml:space="preserve"> </w:t>
       </w:r>
       <w:r>
-        <w:t xml:space="preserve">If the voter provides a HAVA ID, then their vote must count, even if staff were unable to verify their voter registration or driver’s license number. N.C. Gen. Stat. § 163</w:t>
-      </w:r>
-      <w:r>
-        <w:noBreakHyphen/>
-      </w:r>
-      <w:r>
-        <w:t xml:space="preserve">166.12(d).</w:t>
+        <w:t xml:space="preserve">If the voter provides a HAVA ID, then their vote must count, even if staff were unable to verify their voter registration or driver’s license number. N.C. Gen. Stat. § 163-⁠166.12(d).</w:t>
       </w:r>
     </w:p>
     <w:p>
@@ -2634,13 +2622,7 @@
         <w:t xml:space="preserve"> </w:t>
       </w:r>
       <w:r>
-        <w:t xml:space="preserve">N.C. Gen. Stat. § 163</w:t>
-      </w:r>
-      <w:r>
-        <w:noBreakHyphen/>
-      </w:r>
-      <w:r>
-        <w:t xml:space="preserve">166.16. Judge Griffin offers no reason why providing this information on an absentee ballot request form or presenting it with a photo ID would not count as a voter furnishing such information to the county boards.</w:t>
+        <w:t xml:space="preserve">N.C. Gen. Stat. § 163-⁠166.16. Judge Griffin offers no reason why providing this information on an absentee ballot request form or presenting it with a photo ID would not count as a voter furnishing such information to the county boards.</w:t>
       </w:r>
     </w:p>
     <w:p>
@@ -2664,13 +2646,7 @@
         <w:t xml:space="preserve"> </w:t>
       </w:r>
       <w:r>
-        <w:t xml:space="preserve">52 U.S.C. § 21083(a)⁠(5)⁠(A), (b)⁠(1)⁠(A), (b)⁠(1)⁠(B), (b)⁠(2)⁠(A) (setting out rules for registration for federal elections and if county boards do not comply with HAVA registration procedures); N.C. Gen. Stat. § 163</w:t>
-      </w:r>
-      <w:r>
-        <w:noBreakHyphen/>
-      </w:r>
-      <w:r>
-        <w:t xml:space="preserve">166.12(a), (b) (applying HAVA to state elections).</w:t>
+        <w:t xml:space="preserve">52 U.S.C. § 21083(a)⁠(5)⁠(A), (b)⁠(1)⁠(A), (b)⁠(1)⁠(B), (b)⁠(2)⁠(A) (setting out rules for registration for federal elections and if county boards do not comply with HAVA registration procedures); N.C. Gen. Stat. § 163-⁠166.12(a), (b) (applying HAVA to state elections).</w:t>
       </w:r>
     </w:p>
     <w:p>
@@ -2690,13 +2666,7 @@
         <w:t xml:space="preserve"> </w:t>
       </w:r>
       <w:r>
-        <w:t xml:space="preserve">if they present photo ID or HAVA ID when they vote. N.C. Gen. Stat. § 163</w:t>
-      </w:r>
-      <w:r>
-        <w:noBreakHyphen/>
-      </w:r>
-      <w:r>
-        <w:t xml:space="preserve">166.12(d) (emphasis added).</w:t>
+        <w:t xml:space="preserve">if they present photo ID or HAVA ID when they vote. N.C. Gen. Stat. § 163-⁠166.12(d) (emphasis added).</w:t>
       </w:r>
     </w:p>
     <w:p>
@@ -2862,25 +2832,463 @@
         <w:pStyle w:val="BodyText"/>
       </w:pPr>
       <w:r>
-        <w:t xml:space="preserve">Whether or not the allegedly incomplete voter registrations should have been accepted, they were accepted by county boards. County boards are responsible for registering eligible voters. N.C. Gen. Stat. § 163</w:t>
+        <w:t xml:space="preserve">Whether or not the allegedly incomplete voter registrations should have been accepted, they were accepted by county boards. County boards are responsible for registering eligible voters. N.C. Gen. Stat. § 163-⁠82.1(b). Ultimately, once a voter completes a voter registration form, the burden is on the county, not the voter, to identify and address any errors in the registration. 52 U.S.C. § 21083(a)⁠(5)⁠(A)⁠(iii); N.C. Gen. Stat. §§ 163-⁠82.7(a), 163</w:t>
       </w:r>
       <w:r>
         <w:noBreakHyphen/>
       </w:r>
       <w:r>
-        <w:t xml:space="preserve">82.1(b). Ultimately, once a voter completes a voter registration form, the burden is on the county, not the voter, to identify and address any errors in the registration. 52 U.S.C. § 21083(a)⁠(5)⁠(A)⁠(iii); N.C. Gen. Stat. §§ 163</w:t>
+        <w:t xml:space="preserve">82.11(d).</w:t>
+      </w:r>
+    </w:p>
+    <w:p>
+      <w:pPr>
+        <w:pStyle w:val="BodyText"/>
+      </w:pPr>
+      <w:r>
+        <w:t xml:space="preserve">The county boards processed applications from these voters, added them to the official rolls, and mailed them voter registration cards to</w:t>
+      </w:r>
+      <w:r>
+        <w:t xml:space="preserve"> </w:t>
+      </w:r>
+      <w:r>
+        <w:t xml:space="preserve">“evidence”</w:t>
+      </w:r>
+      <w:r>
+        <w:t xml:space="preserve"> </w:t>
+      </w:r>
+      <w:r>
+        <w:t xml:space="preserve">their</w:t>
+      </w:r>
+      <w:r>
+        <w:t xml:space="preserve"> </w:t>
+      </w:r>
+      <w:r>
+        <w:t xml:space="preserve">“registration.”</w:t>
+      </w:r>
+      <w:r>
+        <w:t xml:space="preserve"> </w:t>
+      </w:r>
+      <w:r>
+        <w:t xml:space="preserve">N.C. Gen. Stat. § 163-⁠82.8(d). The voter rolls, rather than the voter registration application, is the official record of a voter’s registration.</w:t>
+      </w:r>
+      <w:r>
+        <w:t xml:space="preserve"> </w:t>
+      </w:r>
+      <w:r>
+        <w:rPr>
+          <w:i/>
+          <w:iCs/>
+        </w:rPr>
+        <w:t xml:space="preserve">Id.</w:t>
+      </w:r>
+      <w:r>
+        <w:t xml:space="preserve"> </w:t>
+      </w:r>
+      <w:r>
+        <w:t xml:space="preserve">§ 163-⁠82.10(a).</w:t>
+      </w:r>
+    </w:p>
+    <w:p>
+      <w:pPr>
+        <w:pStyle w:val="BodyText"/>
+      </w:pPr>
+      <w:r>
+        <w:t xml:space="preserve">Once a voter is on the rolls, the Board must count the votes of all eligible voters who appear on that list of eligible voters. This is true not only under federal law, 52 U.S.C. § 10307(a), but well-settled state law as well. For more than 100 years, North Carolina has been clear:</w:t>
+      </w:r>
+      <w:r>
+        <w:t xml:space="preserve"> </w:t>
+      </w:r>
+      <w:r>
+        <w:t xml:space="preserve">“a mere irregularity in registration will not vitiate an election.”</w:t>
+      </w:r>
+      <w:r>
+        <w:t xml:space="preserve"> </w:t>
+      </w:r>
+      <w:r>
+        <w:rPr>
+          <w:i/>
+          <w:iCs/>
+        </w:rPr>
+        <w:t xml:space="preserve">Plott v. Bd. of Comm’rs of Haywood Cty.</w:t>
+      </w:r>
+      <w:r>
+        <w:t xml:space="preserve">, 187 N.C. 125, 131, 121 S.E. 190, 193 (1924) (citing</w:t>
+      </w:r>
+      <w:r>
+        <w:t xml:space="preserve"> </w:t>
+      </w:r>
+      <w:r>
+        <w:rPr>
+          <w:i/>
+          <w:iCs/>
+        </w:rPr>
+        <w:t xml:space="preserve">Davis v. Bd. of Educ. of Beaufort Cty.</w:t>
+      </w:r>
+      <w:r>
+        <w:t xml:space="preserve">, 186 N.C. 227, 233, 119 S.E. 372, 375 (1923)). Once a county board registers a voter who is otherwise</w:t>
+      </w:r>
+      <w:r>
+        <w:t xml:space="preserve"> </w:t>
+      </w:r>
+      <w:r>
+        <w:t xml:space="preserve">“entitled to register and vote,”</w:t>
+      </w:r>
+      <w:r>
+        <w:t xml:space="preserve"> </w:t>
+      </w:r>
+      <w:r>
+        <w:t xml:space="preserve">the voter</w:t>
+      </w:r>
+      <w:r>
+        <w:t xml:space="preserve"> </w:t>
+      </w:r>
+      <w:r>
+        <w:t xml:space="preserve">“cannot be deprived of his right to vote,”</w:t>
+      </w:r>
+      <w:r>
+        <w:t xml:space="preserve"> </w:t>
+      </w:r>
+      <w:r>
+        <w:t xml:space="preserve">even if the county board</w:t>
+      </w:r>
+      <w:r>
+        <w:t xml:space="preserve"> </w:t>
+      </w:r>
+      <w:r>
+        <w:t xml:space="preserve">“inadverten[tly]”</w:t>
+      </w:r>
+      <w:r>
+        <w:t xml:space="preserve"> </w:t>
+      </w:r>
+      <w:r>
+        <w:t xml:space="preserve">registered the qualified voter.</w:t>
+      </w:r>
+      <w:r>
+        <w:t xml:space="preserve"> </w:t>
+      </w:r>
+      <w:r>
+        <w:rPr>
+          <w:i/>
+          <w:iCs/>
+        </w:rPr>
+        <w:t xml:space="preserve">Gibson v. Bd. of Comm’rs of Scotland Cty.</w:t>
+      </w:r>
+      <w:r>
+        <w:t xml:space="preserve">, 163 N.C. 510, 513, 79 S.E. 976, 977 (1913);</w:t>
+      </w:r>
+      <w:r>
+        <w:t xml:space="preserve"> </w:t>
+      </w:r>
+      <w:r>
+        <w:rPr>
+          <w:i/>
+          <w:iCs/>
+        </w:rPr>
+        <w:t xml:space="preserve">State ex rel. Quinn v. Lattimore</w:t>
+      </w:r>
+      <w:r>
+        <w:t xml:space="preserve">, 120 N.C. 426, 429, 26 S.E. 638, 639 (1897).</w:t>
+      </w:r>
+    </w:p>
+    <w:p>
+      <w:pPr>
+        <w:pStyle w:val="BodyText"/>
+      </w:pPr>
+      <w:r>
+        <w:t xml:space="preserve">In</w:t>
+      </w:r>
+      <w:r>
+        <w:t xml:space="preserve"> </w:t>
+      </w:r>
+      <w:r>
+        <w:rPr>
+          <w:i/>
+          <w:iCs/>
+        </w:rPr>
+        <w:t xml:space="preserve">Woodall v. W. Wake Highway Comm’n</w:t>
+      </w:r>
+      <w:r>
+        <w:t xml:space="preserve">, 176 N.C. 377 (1918), a losing candidate argued that</w:t>
+      </w:r>
+      <w:r>
+        <w:t xml:space="preserve"> </w:t>
+      </w:r>
+      <w:r>
+        <w:t xml:space="preserve">“the votes of electors otherwise qualified should be rejected, because the registrars failed to administer the oath to them, and they were allowed to vote without being challenged.”</w:t>
+      </w:r>
+      <w:r>
+        <w:t xml:space="preserve"> </w:t>
+      </w:r>
+      <w:r>
+        <w:rPr>
+          <w:i/>
+          <w:iCs/>
+        </w:rPr>
+        <w:t xml:space="preserve">Id.</w:t>
+      </w:r>
+      <w:r>
+        <w:t xml:space="preserve"> </w:t>
+      </w:r>
+      <w:r>
+        <w:t xml:space="preserve">at 388. The Court rejected this argument, explaining that a</w:t>
+      </w:r>
+      <w:r>
+        <w:t xml:space="preserve"> </w:t>
+      </w:r>
+      <w:r>
+        <w:t xml:space="preserve">“vote received and deposited”</w:t>
+      </w:r>
+      <w:r>
+        <w:t xml:space="preserve"> </w:t>
+      </w:r>
+      <w:r>
+        <w:t xml:space="preserve">is</w:t>
+      </w:r>
+      <w:r>
+        <w:t xml:space="preserve"> </w:t>
+      </w:r>
+      <w:r>
+        <w:t xml:space="preserve">“presumed to be a legal vote”</w:t>
+      </w:r>
+      <w:r>
+        <w:t xml:space="preserve"> </w:t>
+      </w:r>
+      <w:r>
+        <w:t xml:space="preserve">even if</w:t>
+      </w:r>
+      <w:r>
+        <w:t xml:space="preserve"> </w:t>
+      </w:r>
+      <w:r>
+        <w:t xml:space="preserve">“the voter may not have complied entirely with the requirements of the registration law.”</w:t>
+      </w:r>
+      <w:r>
+        <w:t xml:space="preserve"> </w:t>
+      </w:r>
+      <w:r>
+        <w:rPr>
+          <w:i/>
+          <w:iCs/>
+        </w:rPr>
+        <w:t xml:space="preserve">Id.</w:t>
+      </w:r>
+      <w:r>
+        <w:t xml:space="preserve"> </w:t>
+      </w:r>
+      <w:r>
+        <w:t xml:space="preserve">at 389. In such a case, it</w:t>
+      </w:r>
+      <w:r>
+        <w:t xml:space="preserve"> </w:t>
+      </w:r>
+      <w:r>
+        <w:t xml:space="preserve">“devolves upon the party contesting [the vote] to show that it was an illegal vote, and this cannot be shown by proving merely that the registration law had not been complied with.”</w:t>
+      </w:r>
+      <w:r>
+        <w:t xml:space="preserve"> </w:t>
+      </w:r>
+      <w:r>
+        <w:rPr>
+          <w:i/>
+          <w:iCs/>
+        </w:rPr>
+        <w:t xml:space="preserve">Id.</w:t>
+      </w:r>
+      <w:r>
+        <w:t xml:space="preserve"> </w:t>
+      </w:r>
+      <w:r>
+        <w:t xml:space="preserve">Put simply,</w:t>
+      </w:r>
+      <w:r>
+        <w:t xml:space="preserve"> </w:t>
+      </w:r>
+      <w:r>
+        <w:t xml:space="preserve">“[w]here a voter has registered, but the registration books show that he had not complied with all the minutiae of the registration law, his vote will not be rejected.”</w:t>
+      </w:r>
+      <w:r>
+        <w:t xml:space="preserve"> </w:t>
+      </w:r>
+      <w:r>
+        <w:rPr>
+          <w:i/>
+          <w:iCs/>
+        </w:rPr>
+        <w:t xml:space="preserve">Id.</w:t>
+      </w:r>
+      <w:r>
+        <w:t xml:space="preserve"> </w:t>
+      </w:r>
+      <w:r>
+        <w:t xml:space="preserve">The</w:t>
+      </w:r>
+      <w:r>
+        <w:t xml:space="preserve"> </w:t>
+      </w:r>
+      <w:r>
+        <w:rPr>
+          <w:i/>
+          <w:iCs/>
+        </w:rPr>
+        <w:t xml:space="preserve">Woodall</w:t>
+      </w:r>
+      <w:r>
+        <w:t xml:space="preserve"> </w:t>
+      </w:r>
+      <w:r>
+        <w:t xml:space="preserve">decision is one of a robust line of cases prohibiting exactly what Judge Griffin seeks to do here—disenfranchise qualified voters who have legally cast ballots, by arguing that alleged technical defects in their registrations should invalidate their votes.</w:t>
+      </w:r>
+      <w:r>
+        <w:t xml:space="preserve"> </w:t>
+      </w:r>
+      <w:r>
+        <w:rPr>
+          <w:i/>
+          <w:iCs/>
+        </w:rPr>
+        <w:t xml:space="preserve">See, e.g.</w:t>
+      </w:r>
+      <w:r>
+        <w:t xml:space="preserve">,</w:t>
+      </w:r>
+      <w:r>
+        <w:t xml:space="preserve"> </w:t>
+      </w:r>
+      <w:r>
+        <w:rPr>
+          <w:i/>
+          <w:iCs/>
+        </w:rPr>
+        <w:t xml:space="preserve">Overton v. Mayor &amp; City Comm’rs of City of Hendersonville</w:t>
+      </w:r>
+      <w:r>
+        <w:t xml:space="preserve">, 253 N.C. 306, 315, 116 S.E.2d 808, 815 (1960) (collecting cases);</w:t>
+      </w:r>
+      <w:r>
+        <w:t xml:space="preserve"> </w:t>
+      </w:r>
+      <w:r>
+        <w:rPr>
+          <w:i/>
+          <w:iCs/>
+        </w:rPr>
+        <w:t xml:space="preserve">see also Wilmington, O. &amp; E.C.R. Co. v. Onslow Cty. Comm’rs</w:t>
+      </w:r>
+      <w:r>
+        <w:t xml:space="preserve">, 116 N.C. 563, 568, 21 S.E. 205, 207 (1895) (</w:t>
+      </w:r>
+      <w:r>
+        <w:t xml:space="preserve">“[T]he machinery provided by law to aid in attaining the main object—the will of the voters—[] should not be used to defeat the object which they were intended to aid.”</w:t>
+      </w:r>
+      <w:r>
+        <w:t xml:space="preserve">).</w:t>
+      </w:r>
+    </w:p>
+    <w:p>
+      <w:pPr>
+        <w:pStyle w:val="BodyText"/>
+      </w:pPr>
+      <w:r>
+        <w:t xml:space="preserve">While Judge Griffin invokes the cure provision in N.C. Gen. Stat. § 163-⁠82.4(f),</w:t>
+      </w:r>
+      <w:r>
+        <w:t xml:space="preserve"> </w:t>
+      </w:r>
+      <w:r>
+        <w:rPr>
+          <w:i/>
+          <w:iCs/>
+        </w:rPr>
+        <w:t xml:space="preserve">see</w:t>
+      </w:r>
+      <w:r>
+        <w:t xml:space="preserve"> </w:t>
+      </w:r>
+      <w:r>
+        <w:t xml:space="preserve">Griffin Br. at 17</w:t>
       </w:r>
       <w:r>
         <w:noBreakHyphen/>
       </w:r>
       <w:r>
+        <w:t xml:space="preserve">20, that provision applies before a voter is registered, not after an application is accepted by the county boards and the applicant is officially registered.</w:t>
+      </w:r>
+      <w:r>
+        <w:t xml:space="preserve"> </w:t>
+      </w:r>
+      <w:r>
+        <w:rPr>
+          <w:i/>
+          <w:iCs/>
+        </w:rPr>
+        <w:t xml:space="preserve">See</w:t>
+      </w:r>
+      <w:r>
+        <w:t xml:space="preserve"> </w:t>
+      </w:r>
+      <w:r>
+        <w:t xml:space="preserve">N.C. Gen. Stat. §§ 163-⁠82.1(b), 163</w:t>
+      </w:r>
+      <w:r>
+        <w:noBreakHyphen/>
+      </w:r>
+      <w:r>
+        <w:t xml:space="preserve">82.1(c), 163</w:t>
+      </w:r>
+      <w:r>
+        <w:noBreakHyphen/>
+      </w:r>
+      <w:r>
         <w:t xml:space="preserve">82.7(a), 163</w:t>
       </w:r>
       <w:r>
         <w:noBreakHyphen/>
       </w:r>
       <w:r>
-        <w:t xml:space="preserve">82.11(d).</w:t>
+        <w:t xml:space="preserve">82.7(c), 163</w:t>
+      </w:r>
+      <w:r>
+        <w:noBreakHyphen/>
+      </w:r>
+      <w:r>
+        <w:t xml:space="preserve">82.7(d), 163</w:t>
+      </w:r>
+      <w:r>
+        <w:noBreakHyphen/>
+      </w:r>
+      <w:r>
+        <w:t xml:space="preserve">82.10(a). Additionally, that cure provision applies only when the voter is</w:t>
+      </w:r>
+      <w:r>
+        <w:t xml:space="preserve"> </w:t>
+      </w:r>
+      <w:r>
+        <w:t xml:space="preserve">“notified of the omission and given the opportunity to complete”</w:t>
+      </w:r>
+      <w:r>
+        <w:t xml:space="preserve"> </w:t>
+      </w:r>
+      <w:r>
+        <w:t xml:space="preserve">the voter registration form</w:t>
+      </w:r>
+      <w:r>
+        <w:t xml:space="preserve"> </w:t>
+      </w:r>
+      <w:r>
+        <w:t xml:space="preserve">“at least by 5:00 P.M. on the day before the county canvass as set in G.S. 163</w:t>
+      </w:r>
+      <w:r>
+        <w:noBreakHyphen/>
+      </w:r>
+      <w:r>
+        <w:t xml:space="preserve">182.5(b).”</w:t>
+      </w:r>
+      <w:r>
+        <w:t xml:space="preserve"> </w:t>
+      </w:r>
+      <w:r>
+        <w:t xml:space="preserve">N.C. Gen. Stat. § 163-⁠82.4(f). Here, no notice or opportunity to cure was given to the voters Judge Griffin challenges. Judge Griffin asks the Board to invalidate votes post facto—votes of individuals who have been on voter rolls for decades—without such an opportunity, and after their applications were accepted by the county boards.</w:t>
       </w:r>
     </w:p>
     <w:p>
@@ -2888,59 +3296,82 @@
         <w:pStyle w:val="BodyText"/>
       </w:pPr>
       <w:r>
-        <w:t xml:space="preserve">The county boards processed applications from these voters, added them to the official rolls, and mailed them voter registration cards to</w:t>
-      </w:r>
-      <w:r>
-        <w:t xml:space="preserve"> </w:t>
-      </w:r>
-      <w:r>
-        <w:t xml:space="preserve">“evidence”</w:t>
-      </w:r>
-      <w:r>
-        <w:t xml:space="preserve"> </w:t>
-      </w:r>
-      <w:r>
-        <w:t xml:space="preserve">their</w:t>
-      </w:r>
-      <w:r>
-        <w:t xml:space="preserve"> </w:t>
-      </w:r>
-      <w:r>
-        <w:t xml:space="preserve">“registration.”</w:t>
-      </w:r>
-      <w:r>
-        <w:t xml:space="preserve"> </w:t>
-      </w:r>
-      <w:r>
-        <w:t xml:space="preserve">N.C. Gen. Stat. § 163</w:t>
-      </w:r>
-      <w:r>
-        <w:noBreakHyphen/>
-      </w:r>
-      <w:r>
-        <w:t xml:space="preserve">82.8(d). The voter rolls, rather than the voter registration application, is the official record of a voter’s registration.</w:t>
-      </w:r>
-      <w:r>
-        <w:t xml:space="preserve"> </w:t>
-      </w:r>
-      <w:r>
-        <w:rPr>
-          <w:i/>
-          <w:iCs/>
-        </w:rPr>
-        <w:t xml:space="preserve">Id.</w:t>
-      </w:r>
-      <w:r>
-        <w:t xml:space="preserve"> </w:t>
-      </w:r>
-      <w:r>
-        <w:t xml:space="preserve">§ 163</w:t>
-      </w:r>
-      <w:r>
-        <w:noBreakHyphen/>
-      </w:r>
-      <w:r>
-        <w:t xml:space="preserve">82.10(a).</w:t>
+        <w:t xml:space="preserve">Judge Griffin also argues that the Board</w:t>
+      </w:r>
+      <w:r>
+        <w:t xml:space="preserve"> </w:t>
+      </w:r>
+      <w:r>
+        <w:t xml:space="preserve">“admitted”</w:t>
+      </w:r>
+      <w:r>
+        <w:t xml:space="preserve"> </w:t>
+      </w:r>
+      <w:r>
+        <w:t xml:space="preserve">that it violated the law. Griffin Br. at 16. This is false and mischaracterizes the Board’s December 2023 Order resolving the administrative complaint. That Order addressing the Snow complaint changed the registration form to require voters to do one of three things: (1) provide a driver’s license; (2) provide a social security number; or (3) check a box affirmatively stating they have not been issued either number.</w:t>
+      </w:r>
+      <w:r>
+        <w:t xml:space="preserve"> </w:t>
+      </w:r>
+      <w:r>
+        <w:rPr>
+          <w:i/>
+          <w:iCs/>
+        </w:rPr>
+        <w:t xml:space="preserve">See</w:t>
+      </w:r>
+      <w:r>
+        <w:t xml:space="preserve"> </w:t>
+      </w:r>
+      <w:r>
+        <w:t xml:space="preserve">Order at 4 (State Bd. Elecs. Dec. 6, 2023), archived at https://​perma.​cc/​5KPY-​SQP5;</w:t>
+      </w:r>
+      <w:r>
+        <w:t xml:space="preserve"> </w:t>
+      </w:r>
+      <w:r>
+        <w:rPr>
+          <w:i/>
+          <w:iCs/>
+        </w:rPr>
+        <w:t xml:space="preserve">see also</w:t>
+      </w:r>
+      <w:r>
+        <w:t xml:space="preserve"> </w:t>
+      </w:r>
+      <w:r>
+        <w:t xml:space="preserve">Griffin Br., Exhibit A, at 4. This alteration, which clarified for the county boards how they should respond when a voter leaves that section blank, was consistent with the State Board’s discretion under state law. But it in no way was an admission, as Judge Griffin claims, that this Board</w:t>
+      </w:r>
+      <w:r>
+        <w:t xml:space="preserve"> </w:t>
+      </w:r>
+      <w:r>
+        <w:t xml:space="preserve">“broke the law.”</w:t>
+      </w:r>
+      <w:r>
+        <w:t xml:space="preserve"> </w:t>
+      </w:r>
+      <w:r>
+        <w:t xml:space="preserve">Griffin Br. at 16. In fact, the N.C. Republican Party made this same argument to the Fourth Circuit, which went out of its way to note that it was</w:t>
+      </w:r>
+      <w:r>
+        <w:t xml:space="preserve"> </w:t>
+      </w:r>
+      <w:r>
+        <w:t xml:space="preserve">“not convinced that [the Board] conceded to a violation of HAVA.”</w:t>
+      </w:r>
+      <w:r>
+        <w:t xml:space="preserve"> </w:t>
+      </w:r>
+      <w:r>
+        <w:rPr>
+          <w:i/>
+          <w:iCs/>
+        </w:rPr>
+        <w:t xml:space="preserve">See Republican Nat’l Comm.</w:t>
+      </w:r>
+      <w:r>
+        <w:t xml:space="preserve">, 120 F.4th at 402 n.3.</w:t>
       </w:r>
     </w:p>
     <w:p>
@@ -2948,510 +3379,7 @@
         <w:pStyle w:val="BodyText"/>
       </w:pPr>
       <w:r>
-        <w:t xml:space="preserve">Once a voter is on the rolls, the Board must count the votes of all eligible voters who appear on that list of eligible voters. This is true not only under federal law, 52 U.S.C. § 10307(a), but well-settled state law as well. For more than 100 years, North Carolina has been clear:</w:t>
-      </w:r>
-      <w:r>
-        <w:t xml:space="preserve"> </w:t>
-      </w:r>
-      <w:r>
-        <w:t xml:space="preserve">“a mere irregularity in registration will not vitiate an election.”</w:t>
-      </w:r>
-      <w:r>
-        <w:t xml:space="preserve"> </w:t>
-      </w:r>
-      <w:r>
-        <w:rPr>
-          <w:i/>
-          <w:iCs/>
-        </w:rPr>
-        <w:t xml:space="preserve">Plott v. Bd. of Comm’rs of Haywood Cty.</w:t>
-      </w:r>
-      <w:r>
-        <w:t xml:space="preserve">, 187 N.C. 125, 131, 121 S.E. 190, 193 (1924) (citing</w:t>
-      </w:r>
-      <w:r>
-        <w:t xml:space="preserve"> </w:t>
-      </w:r>
-      <w:r>
-        <w:rPr>
-          <w:i/>
-          <w:iCs/>
-        </w:rPr>
-        <w:t xml:space="preserve">Davis v. Bd. of Educ. of Beaufort Cty.</w:t>
-      </w:r>
-      <w:r>
-        <w:t xml:space="preserve">, 186 N.C. 227, 233, 119 S.E. 372, 375 (1923)). Once a county board registers a voter who is otherwise</w:t>
-      </w:r>
-      <w:r>
-        <w:t xml:space="preserve"> </w:t>
-      </w:r>
-      <w:r>
-        <w:t xml:space="preserve">“entitled to register and vote,”</w:t>
-      </w:r>
-      <w:r>
-        <w:t xml:space="preserve"> </w:t>
-      </w:r>
-      <w:r>
-        <w:t xml:space="preserve">the voter</w:t>
-      </w:r>
-      <w:r>
-        <w:t xml:space="preserve"> </w:t>
-      </w:r>
-      <w:r>
-        <w:t xml:space="preserve">“cannot be deprived of his right to vote,”</w:t>
-      </w:r>
-      <w:r>
-        <w:t xml:space="preserve"> </w:t>
-      </w:r>
-      <w:r>
-        <w:t xml:space="preserve">even if the county board</w:t>
-      </w:r>
-      <w:r>
-        <w:t xml:space="preserve"> </w:t>
-      </w:r>
-      <w:r>
-        <w:t xml:space="preserve">“inadverten[tly]”</w:t>
-      </w:r>
-      <w:r>
-        <w:t xml:space="preserve"> </w:t>
-      </w:r>
-      <w:r>
-        <w:t xml:space="preserve">registered the qualified voter.</w:t>
-      </w:r>
-      <w:r>
-        <w:t xml:space="preserve"> </w:t>
-      </w:r>
-      <w:r>
-        <w:rPr>
-          <w:i/>
-          <w:iCs/>
-        </w:rPr>
-        <w:t xml:space="preserve">Gibson v. Bd. of Comm’rs of Scotland Cty.</w:t>
-      </w:r>
-      <w:r>
-        <w:t xml:space="preserve">, 163 N.C. 510, 513, 79 S.E. 976, 977 (1913);</w:t>
-      </w:r>
-      <w:r>
-        <w:t xml:space="preserve"> </w:t>
-      </w:r>
-      <w:r>
-        <w:rPr>
-          <w:i/>
-          <w:iCs/>
-        </w:rPr>
-        <w:t xml:space="preserve">State ex rel. Quinn v. Lattimore</w:t>
-      </w:r>
-      <w:r>
-        <w:t xml:space="preserve">, 120 N.C. 426, 429, 26 S.E. 638, 639 (1897).</w:t>
-      </w:r>
-    </w:p>
-    <w:p>
-      <w:pPr>
-        <w:pStyle w:val="BodyText"/>
-      </w:pPr>
-      <w:r>
-        <w:t xml:space="preserve">In</w:t>
-      </w:r>
-      <w:r>
-        <w:t xml:space="preserve"> </w:t>
-      </w:r>
-      <w:r>
-        <w:rPr>
-          <w:i/>
-          <w:iCs/>
-        </w:rPr>
-        <w:t xml:space="preserve">Woodall v. W. Wake Highway Comm’n</w:t>
-      </w:r>
-      <w:r>
-        <w:t xml:space="preserve">, 176 N.C. 377 (1918), a losing candidate argued that</w:t>
-      </w:r>
-      <w:r>
-        <w:t xml:space="preserve"> </w:t>
-      </w:r>
-      <w:r>
-        <w:t xml:space="preserve">“the votes of electors otherwise qualified should be rejected, because the registrars failed to administer the oath to them, and they were allowed to vote without being challenged.”</w:t>
-      </w:r>
-      <w:r>
-        <w:t xml:space="preserve"> </w:t>
-      </w:r>
-      <w:r>
-        <w:rPr>
-          <w:i/>
-          <w:iCs/>
-        </w:rPr>
-        <w:t xml:space="preserve">Id.</w:t>
-      </w:r>
-      <w:r>
-        <w:t xml:space="preserve"> </w:t>
-      </w:r>
-      <w:r>
-        <w:t xml:space="preserve">at 388. The Court rejected this argument, explaining that a</w:t>
-      </w:r>
-      <w:r>
-        <w:t xml:space="preserve"> </w:t>
-      </w:r>
-      <w:r>
-        <w:t xml:space="preserve">“vote received and deposited”</w:t>
-      </w:r>
-      <w:r>
-        <w:t xml:space="preserve"> </w:t>
-      </w:r>
-      <w:r>
-        <w:t xml:space="preserve">is</w:t>
-      </w:r>
-      <w:r>
-        <w:t xml:space="preserve"> </w:t>
-      </w:r>
-      <w:r>
-        <w:t xml:space="preserve">“presumed to be a legal vote”</w:t>
-      </w:r>
-      <w:r>
-        <w:t xml:space="preserve"> </w:t>
-      </w:r>
-      <w:r>
-        <w:t xml:space="preserve">even if</w:t>
-      </w:r>
-      <w:r>
-        <w:t xml:space="preserve"> </w:t>
-      </w:r>
-      <w:r>
-        <w:t xml:space="preserve">“the voter may not have complied entirely with the requirements of the registration law.”</w:t>
-      </w:r>
-      <w:r>
-        <w:t xml:space="preserve"> </w:t>
-      </w:r>
-      <w:r>
-        <w:rPr>
-          <w:i/>
-          <w:iCs/>
-        </w:rPr>
-        <w:t xml:space="preserve">Id.</w:t>
-      </w:r>
-      <w:r>
-        <w:t xml:space="preserve"> </w:t>
-      </w:r>
-      <w:r>
-        <w:t xml:space="preserve">at 389. In such a case, it</w:t>
-      </w:r>
-      <w:r>
-        <w:t xml:space="preserve"> </w:t>
-      </w:r>
-      <w:r>
-        <w:t xml:space="preserve">“devolves upon the party contesting [the vote] to show that it was an illegal vote, and this cannot be shown by proving merely that the registration law had not been complied with.”</w:t>
-      </w:r>
-      <w:r>
-        <w:t xml:space="preserve"> </w:t>
-      </w:r>
-      <w:r>
-        <w:rPr>
-          <w:i/>
-          <w:iCs/>
-        </w:rPr>
-        <w:t xml:space="preserve">Id.</w:t>
-      </w:r>
-      <w:r>
-        <w:t xml:space="preserve"> </w:t>
-      </w:r>
-      <w:r>
-        <w:t xml:space="preserve">Put simply,</w:t>
-      </w:r>
-      <w:r>
-        <w:t xml:space="preserve"> </w:t>
-      </w:r>
-      <w:r>
-        <w:t xml:space="preserve">“[w]here a voter has registered, but the registration books show that he had not complied with all the minutiae of the registration law, his vote will not be rejected.”</w:t>
-      </w:r>
-      <w:r>
-        <w:t xml:space="preserve"> </w:t>
-      </w:r>
-      <w:r>
-        <w:rPr>
-          <w:i/>
-          <w:iCs/>
-        </w:rPr>
-        <w:t xml:space="preserve">Id.</w:t>
-      </w:r>
-      <w:r>
-        <w:t xml:space="preserve"> </w:t>
-      </w:r>
-      <w:r>
-        <w:t xml:space="preserve">The</w:t>
-      </w:r>
-      <w:r>
-        <w:t xml:space="preserve"> </w:t>
-      </w:r>
-      <w:r>
-        <w:rPr>
-          <w:i/>
-          <w:iCs/>
-        </w:rPr>
-        <w:t xml:space="preserve">Woodall</w:t>
-      </w:r>
-      <w:r>
-        <w:t xml:space="preserve"> </w:t>
-      </w:r>
-      <w:r>
-        <w:t xml:space="preserve">decision is one of a robust line of cases prohibiting exactly what Judge Griffin seeks to do here—disenfranchise qualified voters who have legally cast ballots, by arguing that alleged technical defects in their registrations should invalidate their votes.</w:t>
-      </w:r>
-      <w:r>
-        <w:t xml:space="preserve"> </w:t>
-      </w:r>
-      <w:r>
-        <w:rPr>
-          <w:i/>
-          <w:iCs/>
-        </w:rPr>
-        <w:t xml:space="preserve">See, e.g.</w:t>
-      </w:r>
-      <w:r>
-        <w:t xml:space="preserve">,</w:t>
-      </w:r>
-      <w:r>
-        <w:t xml:space="preserve"> </w:t>
-      </w:r>
-      <w:r>
-        <w:rPr>
-          <w:i/>
-          <w:iCs/>
-        </w:rPr>
-        <w:t xml:space="preserve">Overton v. Mayor &amp; City Comm’rs of City of Hendersonville</w:t>
-      </w:r>
-      <w:r>
-        <w:t xml:space="preserve">, 253 N.C. 306, 315, 116 S.E.2d 808, 815 (1960) (collecting cases);</w:t>
-      </w:r>
-      <w:r>
-        <w:t xml:space="preserve"> </w:t>
-      </w:r>
-      <w:r>
-        <w:rPr>
-          <w:i/>
-          <w:iCs/>
-        </w:rPr>
-        <w:t xml:space="preserve">see also Wilmington, O. &amp; E.C.R. Co. v. Onslow Cty. Comm’rs</w:t>
-      </w:r>
-      <w:r>
-        <w:t xml:space="preserve">, 116 N.C. 563, 568, 21 S.E. 205, 207 (1895) (</w:t>
-      </w:r>
-      <w:r>
-        <w:t xml:space="preserve">“[T]he machinery provided by law to aid in attaining the main object—the will of the voters—[] should not be used to defeat the object which they were intended to aid.”</w:t>
-      </w:r>
-      <w:r>
-        <w:t xml:space="preserve">).</w:t>
-      </w:r>
-    </w:p>
-    <w:p>
-      <w:pPr>
-        <w:pStyle w:val="BodyText"/>
-      </w:pPr>
-      <w:r>
-        <w:t xml:space="preserve">While Judge Griffin invokes the cure provision in N.C. Gen. Stat. § 163</w:t>
-      </w:r>
-      <w:r>
-        <w:noBreakHyphen/>
-      </w:r>
-      <w:r>
-        <w:t xml:space="preserve">82.4(f),</w:t>
-      </w:r>
-      <w:r>
-        <w:t xml:space="preserve"> </w:t>
-      </w:r>
-      <w:r>
-        <w:rPr>
-          <w:i/>
-          <w:iCs/>
-        </w:rPr>
-        <w:t xml:space="preserve">see</w:t>
-      </w:r>
-      <w:r>
-        <w:t xml:space="preserve"> </w:t>
-      </w:r>
-      <w:r>
-        <w:t xml:space="preserve">Griffin Br. at 17</w:t>
-      </w:r>
-      <w:r>
-        <w:noBreakHyphen/>
-      </w:r>
-      <w:r>
-        <w:t xml:space="preserve">20, that provision applies before a voter is registered, not after an application is accepted by the county boards and the applicant is officially registered.</w:t>
-      </w:r>
-      <w:r>
-        <w:t xml:space="preserve"> </w:t>
-      </w:r>
-      <w:r>
-        <w:rPr>
-          <w:i/>
-          <w:iCs/>
-        </w:rPr>
-        <w:t xml:space="preserve">See</w:t>
-      </w:r>
-      <w:r>
-        <w:t xml:space="preserve"> </w:t>
-      </w:r>
-      <w:r>
-        <w:t xml:space="preserve">N.C. Gen. Stat. §§ 163</w:t>
-      </w:r>
-      <w:r>
-        <w:noBreakHyphen/>
-      </w:r>
-      <w:r>
-        <w:t xml:space="preserve">82.1(b), 163</w:t>
-      </w:r>
-      <w:r>
-        <w:noBreakHyphen/>
-      </w:r>
-      <w:r>
-        <w:t xml:space="preserve">82.1(c), 163</w:t>
-      </w:r>
-      <w:r>
-        <w:noBreakHyphen/>
-      </w:r>
-      <w:r>
-        <w:t xml:space="preserve">82.7(a), 163</w:t>
-      </w:r>
-      <w:r>
-        <w:noBreakHyphen/>
-      </w:r>
-      <w:r>
-        <w:t xml:space="preserve">82.7(c), 163</w:t>
-      </w:r>
-      <w:r>
-        <w:noBreakHyphen/>
-      </w:r>
-      <w:r>
-        <w:t xml:space="preserve">82.7(d), 163</w:t>
-      </w:r>
-      <w:r>
-        <w:noBreakHyphen/>
-      </w:r>
-      <w:r>
-        <w:t xml:space="preserve">82.10(a). Additionally, that cure provision applies only when the voter is</w:t>
-      </w:r>
-      <w:r>
-        <w:t xml:space="preserve"> </w:t>
-      </w:r>
-      <w:r>
-        <w:t xml:space="preserve">“notified of the omission and given the opportunity to complete”</w:t>
-      </w:r>
-      <w:r>
-        <w:t xml:space="preserve"> </w:t>
-      </w:r>
-      <w:r>
-        <w:t xml:space="preserve">the voter registration form</w:t>
-      </w:r>
-      <w:r>
-        <w:t xml:space="preserve"> </w:t>
-      </w:r>
-      <w:r>
-        <w:t xml:space="preserve">“at least by 5:00 P.M. on the day before the county canvass as set in G.S. 163</w:t>
-      </w:r>
-      <w:r>
-        <w:noBreakHyphen/>
-      </w:r>
-      <w:r>
-        <w:t xml:space="preserve">182.5(b).”</w:t>
-      </w:r>
-      <w:r>
-        <w:t xml:space="preserve"> </w:t>
-      </w:r>
-      <w:r>
-        <w:t xml:space="preserve">N.C. Gen. Stat. § 163</w:t>
-      </w:r>
-      <w:r>
-        <w:noBreakHyphen/>
-      </w:r>
-      <w:r>
-        <w:t xml:space="preserve">82.4(f). Here, no notice or opportunity to cure was given to the voters Judge Griffin challenges. Judge Griffin asks the Board to invalidate votes post facto—votes of individuals who have been on voter rolls for decades—without such an opportunity, and after their applications were accepted by the county boards.</w:t>
-      </w:r>
-    </w:p>
-    <w:p>
-      <w:pPr>
-        <w:pStyle w:val="BodyText"/>
-      </w:pPr>
-      <w:r>
-        <w:t xml:space="preserve">Judge Griffin also argues that the Board</w:t>
-      </w:r>
-      <w:r>
-        <w:t xml:space="preserve"> </w:t>
-      </w:r>
-      <w:r>
-        <w:t xml:space="preserve">“admitted”</w:t>
-      </w:r>
-      <w:r>
-        <w:t xml:space="preserve"> </w:t>
-      </w:r>
-      <w:r>
-        <w:t xml:space="preserve">that it violated the law. Griffin Br. at 16. This is false and mischaracterizes the Board’s December 2023 Order resolving the administrative complaint. That Order addressing the Snow complaint changed the registration form to require voters to do one of three things: (1) provide a driver’s license; (2) provide a social security number; or (3) check a box affirmatively stating they have not been issued either number.</w:t>
-      </w:r>
-      <w:r>
-        <w:t xml:space="preserve"> </w:t>
-      </w:r>
-      <w:r>
-        <w:rPr>
-          <w:i/>
-          <w:iCs/>
-        </w:rPr>
-        <w:t xml:space="preserve">See</w:t>
-      </w:r>
-      <w:r>
-        <w:t xml:space="preserve"> </w:t>
-      </w:r>
-      <w:r>
-        <w:t xml:space="preserve">Order at 4 (State Bd. Elecs. Dec. 6, 2023), archived at https://perma.cc/5KPY-SQP5;</w:t>
-      </w:r>
-      <w:r>
-        <w:t xml:space="preserve"> </w:t>
-      </w:r>
-      <w:r>
-        <w:rPr>
-          <w:i/>
-          <w:iCs/>
-        </w:rPr>
-        <w:t xml:space="preserve">see also</w:t>
-      </w:r>
-      <w:r>
-        <w:t xml:space="preserve"> </w:t>
-      </w:r>
-      <w:r>
-        <w:t xml:space="preserve">Griffin Br., Exhibit A, at 4. This alteration, which clarified for the county boards how they should respond when a voter leaves that section blank, was consistent with the State Board’s discretion under state law. But it in no way was an admission, as Judge Griffin claims, that this Board</w:t>
-      </w:r>
-      <w:r>
-        <w:t xml:space="preserve"> </w:t>
-      </w:r>
-      <w:r>
-        <w:t xml:space="preserve">“broke the law.”</w:t>
-      </w:r>
-      <w:r>
-        <w:t xml:space="preserve"> </w:t>
-      </w:r>
-      <w:r>
-        <w:t xml:space="preserve">Griffin Br. at 16. In fact, the N.C. Republican Party made this same argument to the Fourth Circuit, which went out of its way to note that it was</w:t>
-      </w:r>
-      <w:r>
-        <w:t xml:space="preserve"> </w:t>
-      </w:r>
-      <w:r>
-        <w:t xml:space="preserve">“not convinced that [the Board] conceded to a violation of HAVA.”</w:t>
-      </w:r>
-      <w:r>
-        <w:t xml:space="preserve"> </w:t>
-      </w:r>
-      <w:r>
-        <w:rPr>
-          <w:i/>
-          <w:iCs/>
-        </w:rPr>
-        <w:t xml:space="preserve">See Republican Nat’l Comm.</w:t>
-      </w:r>
-      <w:r>
-        <w:t xml:space="preserve">, 120 F.4th at 402 n.3.</w:t>
-      </w:r>
-    </w:p>
-    <w:p>
-      <w:pPr>
-        <w:pStyle w:val="BodyText"/>
-      </w:pPr>
-      <w:r>
-        <w:t xml:space="preserve">Regardless, the State Board expressly (and unanimously) decided that no action was necessary for previously registered voters, such as the 60,273 voters challenged here, because they have proven their identity in the manner required by HAVA. Order at 4–5 (State Bd. of Elections Dec. 6, 2023), archived at https://perma.cc/5KPY-SQP5. Thus, counting the votes cast by the 60,273 voters is authorized—not prohibited—by HAVA and corresponding state law.</w:t>
+        <w:t xml:space="preserve">Regardless, the State Board expressly (and unanimously) decided that no action was necessary for previously registered voters, such as the 60,273 voters challenged here, because they have proven their identity in the manner required by HAVA. Order at 4–5 (State Bd. of Elections Dec. 6, 2023), archived at https://​perma.​cc/​5KPY-​SQP5. Thus, counting the votes cast by the 60,273 voters is authorized—not prohibited—by HAVA and corresponding state law.</w:t>
       </w:r>
     </w:p>
     <w:p>
@@ -3668,13 +3596,7 @@
         <w:t xml:space="preserve"> </w:t>
       </w:r>
       <w:r>
-        <w:t xml:space="preserve">N.C. Gen. Stat. § 163</w:t>
-      </w:r>
-      <w:r>
-        <w:noBreakHyphen/>
-      </w:r>
-      <w:r>
-        <w:t xml:space="preserve">82.14(a1) (</w:t>
+        <w:t xml:space="preserve">N.C. Gen. Stat. § 163-⁠82.14(a1) (</w:t>
       </w:r>
       <w:r>
         <w:t xml:space="preserve">“List maintenance efforts under this section shall be nondiscriminatory and shall comply with the provisions of the Voting Rights Act of 1965, as amended, and with the provisions of the National Voter Registration Act.”</w:t>
@@ -3884,19 +3806,13 @@
         <w:t xml:space="preserve"> </w:t>
       </w:r>
       <w:r>
-        <w:t xml:space="preserve">“[n]o person acting under color of law shall fail or refuse to permit any person to vote who is . . . otherwise qualified to vote, or willfully fail or refuse to tabulate, count, and report such person’s vote.”</w:t>
-      </w:r>
-      <w:r>
-        <w:t xml:space="preserve"> </w:t>
-      </w:r>
-      <w:r>
-        <w:t xml:space="preserve">52 U.S.C. § 10307(a). In North Carolina, to qualify to vote, a person must (1) be at least 18 years old; (2) be a U.S. citizen; (3) be a resident of North Carolina; (4) not have been adjudged guilty of a felony without having citizenship rights restored; and (5), for in-person voters, present photo ID or meet a qualifying exception. N.C. Const. art. VI, § 2; N.C. Gen. Stat. § 163</w:t>
-      </w:r>
-      <w:r>
-        <w:noBreakHyphen/>
-      </w:r>
-      <w:r>
-        <w:t xml:space="preserve">55. Judge Griffin has not presented evidence that any of the 60,273 voters at issue failed to meet these qualifications. Instead, he is asking this Court to throw out votes cast by tens of thousands of voters who were (and still are) qualified to vote.</w:t>
+        <w:t xml:space="preserve">“[n]o person acting under color of law shall fail or refuse to permit any person to vote who is . . . otherwise qualified to vote, or willfully fail or refuse to tabulate, count, and report such person’s vote.”</w:t>
+      </w:r>
+      <w:r>
+        <w:t xml:space="preserve"> </w:t>
+      </w:r>
+      <w:r>
+        <w:t xml:space="preserve">52 U.S.C. § 10307(a). In North Carolina, to qualify to vote, a person must (1) be at least 18 years old; (2) be a U.S. citizen; (3) be a resident of North Carolina; (4) not have been adjudged guilty of a felony without having citizenship rights restored; and (5), for in-person voters, present photo ID or meet a qualifying exception. N.C. Const. art. VI, § 2; N.C. Gen. Stat. § 163-⁠55. Judge Griffin has not presented evidence that any of the 60,273 voters at issue failed to meet these qualifications. Instead, he is asking this Court to throw out votes cast by tens of thousands of voters who were (and still are) qualified to vote.</w:t>
       </w:r>
     </w:p>
     <w:p>
@@ -5117,13 +5033,13 @@
         <w:t xml:space="preserve"> </w:t>
       </w:r>
       <w:r>
-        <w:t xml:space="preserve">https://s3.amazonaws.com/​dl.ncsbe.gov/​Forms/2024/​English-Fillable</w:t>
+        <w:t xml:space="preserve">https://​s3.​amazonaws.​com/​dl.​ncsbe.​gov/​Forms/​2024/​English-​Fillable</w:t>
       </w:r>
       <w:r>
         <w:noBreakHyphen/>
       </w:r>
       <w:r>
-        <w:t xml:space="preserve">2024-AbsenteeBallot-Request-Form.pdf (item #3) (last visited Jan. 18, 2025).</w:t>
+        <w:t xml:space="preserve">2024-​AbsenteeBallot-​Request-​Form.​pdf (item #3) (last visited Jan. 18, 2025).</w:t>
       </w:r>
     </w:p>
   </w:footnote>
@@ -5865,6 +5781,7 @@
     <w:unhideWhenUsed/>
     <w:qFormat/>
     <w:pPr>
+      <w:keepLines/>
       <w:spacing w:before="0" w:after="140" w:line="276" w:lineRule="exact"/>
     </w:pPr>
     <w:rPr>
@@ -6115,6 +6032,33 @@
     <w:pPr>
       <w:spacing w:before="0" w:after="0" w:line="276" w:lineRule="exact"/>
       <w:ind w:left="2160" w:hanging="720"/>
+    </w:pPr>
+  </w:style>
+  <w:style w:type="paragraph" w:customStyle="1" w:styleId="XdQuoteList1">
+    <w:name w:val="Xd Quote List 1"/>
+    <w:basedOn w:val="Normal"/>
+    <w:qFormat/>
+    <w:pPr>
+      <w:spacing w:before="0" w:after="0" w:line="276" w:lineRule="exact"/>
+      <w:ind w:left="1440" w:right="720" w:hanging="720"/>
+    </w:pPr>
+  </w:style>
+  <w:style w:type="paragraph" w:customStyle="1" w:styleId="XdQuoteList2">
+    <w:name w:val="Xd Quote List 2"/>
+    <w:basedOn w:val="Normal"/>
+    <w:qFormat/>
+    <w:pPr>
+      <w:spacing w:before="0" w:after="0" w:line="276" w:lineRule="exact"/>
+      <w:ind w:left="2160" w:right="720" w:hanging="720"/>
+    </w:pPr>
+  </w:style>
+  <w:style w:type="paragraph" w:customStyle="1" w:styleId="XdQuoteList3">
+    <w:name w:val="Xd Quote List 3"/>
+    <w:basedOn w:val="Normal"/>
+    <w:qFormat/>
+    <w:pPr>
+      <w:spacing w:before="0" w:after="0" w:line="276" w:lineRule="exact"/>
+      <w:ind w:left="2880" w:right="720" w:hanging="720"/>
     </w:pPr>
   </w:style>
   <w:style w:type="paragraph" w:customStyle="1" w:styleId="XdList1">

--- a/courts/fourth-circuit/north-carolina/state/superior-court/answering-brief/usage/OUTPUT-answering-brief.docx
+++ b/courts/fourth-circuit/north-carolina/state/superior-court/answering-brief/usage/OUTPUT-answering-brief.docx
@@ -2051,7 +2051,7 @@
         <w:t xml:space="preserve"> </w:t>
       </w:r>
       <w:r>
-        <w:t xml:space="preserve">“the relief they request in these protests . . . would violate state and federal voter registration laws,”</w:t>
+        <w:t xml:space="preserve">“the relief they request in these protests ⁠. ⁠. ⁠. would violate state and federal voter registration laws,”</w:t>
       </w:r>
       <w:r>
         <w:t xml:space="preserve"> </w:t>
@@ -3806,7 +3806,7 @@
         <w:t xml:space="preserve"> </w:t>
       </w:r>
       <w:r>
-        <w:t xml:space="preserve">“[n]o person acting under color of law shall fail or refuse to permit any person to vote who is . . . otherwise qualified to vote, or willfully fail or refuse to tabulate, count, and report such person’s vote.”</w:t>
+        <w:t xml:space="preserve">“[n]o person acting under color of law shall fail or refuse to permit any person to vote who is ⁠. ⁠. ⁠. otherwise qualified to vote, or willfully fail or refuse to tabulate, count, and report such person’s vote.”</w:t>
       </w:r>
       <w:r>
         <w:t xml:space="preserve"> </w:t>
@@ -5033,13 +5033,7 @@
         <w:t xml:space="preserve"> </w:t>
       </w:r>
       <w:r>
-        <w:t xml:space="preserve">https://​s3.​amazonaws.​com/​dl.​ncsbe.​gov/​Forms/​2024/​English-​Fillable</w:t>
-      </w:r>
-      <w:r>
-        <w:noBreakHyphen/>
-      </w:r>
-      <w:r>
-        <w:t xml:space="preserve">2024-​AbsenteeBallot-​Request-​Form.​pdf (item #3) (last visited Jan. 18, 2025).</w:t>
+        <w:t xml:space="preserve">https://​s3.​amazonaws.​com/​dl.​ncsbe.​gov/​Forms/​2024/​English-​Fillable-⁠2024-​AbsenteeBallot-​Request-​Form.​pdf (item #3) (last visited Jan. 18, 2025).</w:t>
       </w:r>
     </w:p>
   </w:footnote>

--- a/courts/fourth-circuit/north-carolina/state/superior-court/answering-brief/usage/OUTPUT-answering-brief.docx
+++ b/courts/fourth-circuit/north-carolina/state/superior-court/answering-brief/usage/OUTPUT-answering-brief.docx
@@ -245,9 +245,7 @@
         <w:t xml:space="preserve"> </w:t>
       </w:r>
       <w:r>
-        <w:t xml:space="preserve">24CV040620</w:t>
-        <w:noBreakHyphen/>
-        <w:t xml:space="preserve">910</w:t>
+        <w:t xml:space="preserve">24CV040620-⁠910</w:t>
       </w:r>
     </w:p>
     <w:p>
@@ -700,9 +698,7 @@
               <w:t xml:space="preserve"> </w:t>
             </w:r>
             <w:r>
-              <w:t xml:space="preserve">755</w:t>
-              <w:noBreakHyphen/>
-              <w:t xml:space="preserve">2100</w:t>
+              <w:t xml:space="preserve">755-⁠2100</w:t>
             </w:r>
           </w:p>
         </w:tc>
@@ -1757,13 +1753,7 @@
         <w:pStyle w:val="BodyText"/>
       </w:pPr>
       <w:r>
-        <w:t xml:space="preserve">State law incorporates these requirements and applies them to all federal, state, and local elections in North Carolina. N.C. Gen. Stat. §§ 163-⁠82.11(c), 163</w:t>
-      </w:r>
-      <w:r>
-        <w:noBreakHyphen/>
-      </w:r>
-      <w:r>
-        <w:t xml:space="preserve">166.12(a), (b), (d).</w:t>
+        <w:t xml:space="preserve">State law incorporates these requirements and applies them to all federal, state, and local elections in North Carolina. N.C. Gen. Stat. §§ 163-⁠82.11(c), 163-⁠166.12(a), (b), (d).</w:t>
       </w:r>
     </w:p>
     <w:p>
@@ -1837,13 +1827,7 @@
         <w:t xml:space="preserve"> </w:t>
       </w:r>
       <w:r>
-        <w:t xml:space="preserve">at 4828</w:t>
-      </w:r>
-      <w:r>
-        <w:noBreakHyphen/>
-      </w:r>
-      <w:r>
-        <w:t xml:space="preserve">4829.</w:t>
+        <w:t xml:space="preserve">at 4828-⁠4829.</w:t>
       </w:r>
     </w:p>
     <w:p>
@@ -1901,13 +1885,7 @@
         <w:t xml:space="preserve">Republican Nat’l Comm. v. N.C. State Bd. of Elections</w:t>
       </w:r>
       <w:r>
-        <w:t xml:space="preserve">, No. 5:24-cv</w:t>
-      </w:r>
-      <w:r>
-        <w:noBreakHyphen/>
-      </w:r>
-      <w:r>
-        <w:t xml:space="preserve">00547-M, ECF No. 73, at 4 (E.D.N.C. Nov. 22, 2024).</w:t>
+        <w:t xml:space="preserve">, No. 5:24-cv-⁠00547-M, ECF No. 73, at 4 (E.D.N.C. Nov. 22, 2024).</w:t>
       </w:r>
     </w:p>
     <w:p>
@@ -2025,13 +2003,7 @@
         <w:t xml:space="preserve"> </w:t>
       </w:r>
       <w:r>
-        <w:t xml:space="preserve">App. 5389</w:t>
-      </w:r>
-      <w:r>
-        <w:noBreakHyphen/>
-      </w:r>
-      <w:r>
-        <w:t xml:space="preserve">90;</w:t>
+        <w:t xml:space="preserve">App. 5389-⁠90;</w:t>
       </w:r>
     </w:p>
     <w:p>
@@ -2405,13 +2377,7 @@
         <w:t xml:space="preserve"> </w:t>
       </w:r>
       <w:r>
-        <w:t xml:space="preserve">App. 5382</w:t>
-      </w:r>
-      <w:r>
-        <w:noBreakHyphen/>
-      </w:r>
-      <w:r>
-        <w:t xml:space="preserve">83 (Board Order describing data issues). He claims that voters</w:t>
+        <w:t xml:space="preserve">App. 5382-⁠83 (Board Order describing data issues). He claims that voters</w:t>
       </w:r>
       <w:r>
         <w:t xml:space="preserve"> </w:t>
@@ -2479,13 +2445,7 @@
         <w:t xml:space="preserve"> </w:t>
       </w:r>
       <w:r>
-        <w:t xml:space="preserve">at 5382</w:t>
-      </w:r>
-      <w:r>
-        <w:noBreakHyphen/>
-      </w:r>
-      <w:r>
-        <w:t xml:space="preserve">83. Under federal and state law, a voter who lacks one of these numbers can still register to vote.</w:t>
+        <w:t xml:space="preserve">at 5382-⁠83. Under federal and state law, a voter who lacks one of these numbers can still register to vote.</w:t>
       </w:r>
       <w:r>
         <w:t xml:space="preserve"> </w:t>
@@ -2535,13 +2495,7 @@
         <w:t xml:space="preserve"> </w:t>
       </w:r>
       <w:r>
-        <w:t xml:space="preserve">at 5382</w:t>
-      </w:r>
-      <w:r>
-        <w:noBreakHyphen/>
-      </w:r>
-      <w:r>
-        <w:t xml:space="preserve">83. When a registrant provides such a number, but the number does not match with state or federal databases, that voter will be given another way to confirm their identity by providing a HAVA ID, and that information will no longer be found in the electronic registration record (even though the voter provided the information).</w:t>
+        <w:t xml:space="preserve">at 5382-⁠83. When a registrant provides such a number, but the number does not match with state or federal databases, that voter will be given another way to confirm their identity by providing a HAVA ID, and that information will no longer be found in the electronic registration record (even though the voter provided the information).</w:t>
       </w:r>
       <w:r>
         <w:t xml:space="preserve"> </w:t>
@@ -2832,13 +2786,7 @@
         <w:pStyle w:val="BodyText"/>
       </w:pPr>
       <w:r>
-        <w:t xml:space="preserve">Whether or not the allegedly incomplete voter registrations should have been accepted, they were accepted by county boards. County boards are responsible for registering eligible voters. N.C. Gen. Stat. § 163-⁠82.1(b). Ultimately, once a voter completes a voter registration form, the burden is on the county, not the voter, to identify and address any errors in the registration. 52 U.S.C. § 21083(a)⁠(5)⁠(A)⁠(iii); N.C. Gen. Stat. §§ 163-⁠82.7(a), 163</w:t>
-      </w:r>
-      <w:r>
-        <w:noBreakHyphen/>
-      </w:r>
-      <w:r>
-        <w:t xml:space="preserve">82.11(d).</w:t>
+        <w:t xml:space="preserve">Whether or not the allegedly incomplete voter registrations should have been accepted, they were accepted by county boards. County boards are responsible for registering eligible voters. N.C. Gen. Stat. § 163-⁠82.1(b). Ultimately, once a voter completes a voter registration form, the burden is on the county, not the voter, to identify and address any errors in the registration. 52 U.S.C. § 21083(a)⁠(5)⁠(A)⁠(iii); N.C. Gen. Stat. §§ 163-⁠82.7(a), 163-⁠82.11(d).</w:t>
       </w:r>
     </w:p>
     <w:p>
@@ -3206,13 +3154,7 @@
         <w:t xml:space="preserve"> </w:t>
       </w:r>
       <w:r>
-        <w:t xml:space="preserve">Griffin Br. at 17</w:t>
-      </w:r>
-      <w:r>
-        <w:noBreakHyphen/>
-      </w:r>
-      <w:r>
-        <w:t xml:space="preserve">20, that provision applies before a voter is registered, not after an application is accepted by the county boards and the applicant is officially registered.</w:t>
+        <w:t xml:space="preserve">Griffin Br. at 17-⁠20, that provision applies before a voter is registered, not after an application is accepted by the county boards and the applicant is officially registered.</w:t>
       </w:r>
       <w:r>
         <w:t xml:space="preserve"> </w:t>
@@ -3228,37 +3170,7 @@
         <w:t xml:space="preserve"> </w:t>
       </w:r>
       <w:r>
-        <w:t xml:space="preserve">N.C. Gen. Stat. §§ 163-⁠82.1(b), 163</w:t>
-      </w:r>
-      <w:r>
-        <w:noBreakHyphen/>
-      </w:r>
-      <w:r>
-        <w:t xml:space="preserve">82.1(c), 163</w:t>
-      </w:r>
-      <w:r>
-        <w:noBreakHyphen/>
-      </w:r>
-      <w:r>
-        <w:t xml:space="preserve">82.7(a), 163</w:t>
-      </w:r>
-      <w:r>
-        <w:noBreakHyphen/>
-      </w:r>
-      <w:r>
-        <w:t xml:space="preserve">82.7(c), 163</w:t>
-      </w:r>
-      <w:r>
-        <w:noBreakHyphen/>
-      </w:r>
-      <w:r>
-        <w:t xml:space="preserve">82.7(d), 163</w:t>
-      </w:r>
-      <w:r>
-        <w:noBreakHyphen/>
-      </w:r>
-      <w:r>
-        <w:t xml:space="preserve">82.10(a). Additionally, that cure provision applies only when the voter is</w:t>
+        <w:t xml:space="preserve">N.C. Gen. Stat. §§ 163-⁠82.1(b), 163-⁠82.1(c), 163-⁠82.7(a), 163-⁠82.7(c), 163-⁠82.7(d), 163-⁠82.10(a). Additionally, that cure provision applies only when the voter is</w:t>
       </w:r>
       <w:r>
         <w:t xml:space="preserve"> </w:t>
@@ -3276,13 +3188,7 @@
         <w:t xml:space="preserve"> </w:t>
       </w:r>
       <w:r>
-        <w:t xml:space="preserve">“at least by 5:00 P.M. on the day before the county canvass as set in G.S. 163</w:t>
-      </w:r>
-      <w:r>
-        <w:noBreakHyphen/>
-      </w:r>
-      <w:r>
-        <w:t xml:space="preserve">182.5(b).”</w:t>
+        <w:t xml:space="preserve">“at least by 5:00 P.M. on the day before the county canvass as set in G.S. 163-⁠182.5(b).”</w:t>
       </w:r>
       <w:r>
         <w:t xml:space="preserve"> </w:t>
@@ -4375,9 +4281,7 @@
               <w:t xml:space="preserve"> </w:t>
             </w:r>
             <w:r>
-              <w:t xml:space="preserve">755</w:t>
-              <w:noBreakHyphen/>
-              <w:t xml:space="preserve">2100</w:t>
+              <w:t xml:space="preserve">755-⁠2100</w:t>
             </w:r>
           </w:p>
         </w:tc>
@@ -5776,7 +5680,7 @@
     <w:qFormat/>
     <w:pPr>
       <w:keepLines/>
-      <w:spacing w:before="0" w:after="140" w:line="276" w:lineRule="exact"/>
+      <w:spacing w:before="46" w:after="140" w:line="276" w:lineRule="exact"/>
     </w:pPr>
     <w:rPr>
       <w:sz w:val="24"/>
